--- a/docs/reports/paper_V0.docx
+++ b/docs/reports/paper_V0.docx
@@ -1,6 +1,6 @@
 
 <file path=word/document.xml><?xml version="1.0" encoding="utf-8"?>
-<w:document xmlns:wpc="http://schemas.microsoft.com/office/word/2010/wordprocessingCanvas" xmlns:cx="http://schemas.microsoft.com/office/drawing/2014/chartex" xmlns:cx1="http://schemas.microsoft.com/office/drawing/2015/9/8/chartex" xmlns:cx2="http://schemas.microsoft.com/office/drawing/2015/10/21/chartex" xmlns:cx3="http://schemas.microsoft.com/office/drawing/2016/5/9/chartex" xmlns:cx4="http://schemas.microsoft.com/office/drawing/2016/5/10/chartex" xmlns:cx5="http://schemas.microsoft.com/office/drawing/2016/5/11/chartex" xmlns:cx6="http://schemas.microsoft.com/office/drawing/2016/5/12/chartex" xmlns:cx7="http://schemas.microsoft.com/office/drawing/2016/5/13/chartex" xmlns:cx8="http://schemas.microsoft.com/office/drawing/2016/5/14/chartex" xmlns:mc="http://schemas.openxmlformats.org/markup-compatibility/2006" xmlns:aink="http://schemas.microsoft.com/office/drawing/2016/ink" xmlns:am3d="http://schemas.microsoft.com/office/drawing/2017/model3d" xmlns:o="urn:schemas-microsoft-com:office:office" xmlns:oel="http://schemas.microsoft.com/office/2019/extlst" xmlns:r="http://schemas.openxmlformats.org/officeDocument/2006/relationships" xmlns:m="http://schemas.openxmlformats.org/officeDocument/2006/math" xmlns:v="urn:schemas-microsoft-com:vml" xmlns:wp14="http://schemas.microsoft.com/office/word/2010/wordprocessingDrawing" xmlns:wp="http://schemas.openxmlformats.org/drawingml/2006/wordprocessingDrawing" xmlns:w10="urn:schemas-microsoft-com:office:word" xmlns:w="http://schemas.openxmlformats.org/wordprocessingml/2006/main" xmlns:w14="http://schemas.microsoft.com/office/word/2010/wordml" xmlns:w15="http://schemas.microsoft.com/office/word/2012/wordml" xmlns:w16cex="http://schemas.microsoft.com/office/word/2018/wordml/cex" xmlns:w16cid="http://schemas.microsoft.com/office/word/2016/wordml/cid" xmlns:w16="http://schemas.microsoft.com/office/word/2018/wordml" xmlns:w16du="http://schemas.microsoft.com/office/word/2023/wordml/word16du" xmlns:w16sdtdh="http://schemas.microsoft.com/office/word/2020/wordml/sdtdatahash" xmlns:w16sdtfl="http://schemas.microsoft.com/office/word/2024/wordml/sdtformatlock" xmlns:w16se="http://schemas.microsoft.com/office/word/2015/wordml/symex" xmlns:wpg="http://schemas.microsoft.com/office/word/2010/wordprocessingGroup" xmlns:wpi="http://schemas.microsoft.com/office/word/2010/wordprocessingInk" xmlns:wne="http://schemas.microsoft.com/office/word/2006/wordml" xmlns:wps="http://schemas.microsoft.com/office/word/2010/wordprocessingShape" mc:Ignorable="w14 w15 w16se w16cid w16 w16cex w16sdtdh w16sdtfl w16du wp14">
+<w:document xmlns:wpc="http://schemas.microsoft.com/office/word/2010/wordprocessingCanvas" xmlns:cx="http://schemas.microsoft.com/office/drawing/2014/chartex" xmlns:cx1="http://schemas.microsoft.com/office/drawing/2015/9/8/chartex" xmlns:mc="http://schemas.openxmlformats.org/markup-compatibility/2006" xmlns:o="urn:schemas-microsoft-com:office:office" xmlns:r="http://schemas.openxmlformats.org/officeDocument/2006/relationships" xmlns:m="http://schemas.openxmlformats.org/officeDocument/2006/math" xmlns:v="urn:schemas-microsoft-com:vml" xmlns:wp14="http://schemas.microsoft.com/office/word/2010/wordprocessingDrawing" xmlns:wp="http://schemas.openxmlformats.org/drawingml/2006/wordprocessingDrawing" xmlns:w10="urn:schemas-microsoft-com:office:word" xmlns:w="http://schemas.openxmlformats.org/wordprocessingml/2006/main" xmlns:w14="http://schemas.microsoft.com/office/word/2010/wordml" xmlns:w15="http://schemas.microsoft.com/office/word/2012/wordml" xmlns:w16se="http://schemas.microsoft.com/office/word/2015/wordml/symex" xmlns:wpg="http://schemas.microsoft.com/office/word/2010/wordprocessingGroup" xmlns:wpi="http://schemas.microsoft.com/office/word/2010/wordprocessingInk" xmlns:wne="http://schemas.microsoft.com/office/word/2006/wordml" xmlns:wps="http://schemas.microsoft.com/office/word/2010/wordprocessingShape" mc:Ignorable="w14 w15 w16se wp14">
   <w:body>
     <w:p>
       <w:pPr>
@@ -132,21 +132,71 @@
         <w:rPr>
           <w:lang w:val="en-US"/>
         </w:rPr>
-        <w:t xml:space="preserve">Parametric modeling (surrogate modeling) </w:t>
+        <w:t xml:space="preserve">Parametric modeling (surrogate modeling) add more challenges to modeling because it aims at providing solutions for different values of parameters. </w:t>
+      </w:r>
+    </w:p>
+    <w:p>
+      <w:pPr>
+        <w:pStyle w:val="Paragraphedeliste"/>
+        <w:numPr>
+          <w:ilvl w:val="0"/>
+          <w:numId w:val="1"/>
+        </w:numPr>
+        <w:rPr>
+          <w:lang w:val="en-US"/>
+        </w:rPr>
+      </w:pPr>
+      <w:r>
+        <w:rPr>
+          <w:lang w:val="en-US"/>
+        </w:rPr>
+        <w:t xml:space="preserve">But it is important in several  applications such sensitivity analysis, uncertainty analysis, inverse problem, contaminant source identification, … </w:t>
+      </w:r>
+    </w:p>
+    <w:p>
+      <w:pPr>
+        <w:pStyle w:val="Paragraphedeliste"/>
+        <w:numPr>
+          <w:ilvl w:val="0"/>
+          <w:numId w:val="1"/>
+        </w:numPr>
+        <w:rPr>
+          <w:lang w:val="en-US"/>
+        </w:rPr>
+      </w:pPr>
+      <w:r>
+        <w:rPr>
+          <w:lang w:val="en-US"/>
+        </w:rPr>
+        <w:t xml:space="preserve">Review about existing techniques of </w:t>
+      </w:r>
+      <w:proofErr w:type="spellStart"/>
+      <w:r>
+        <w:rPr>
+          <w:lang w:val="en-US"/>
+        </w:rPr>
+        <w:t>parameteric</w:t>
+      </w:r>
+      <w:proofErr w:type="spellEnd"/>
+      <w:r>
+        <w:rPr>
+          <w:lang w:val="en-US"/>
+        </w:rPr>
+        <w:t xml:space="preserve"> modeling (or surrogate modeling) for contaminant transport in aquifers: </w:t>
       </w:r>
       <w:proofErr w:type="gramStart"/>
       <w:r>
         <w:rPr>
           <w:lang w:val="en-US"/>
         </w:rPr>
-        <w:t>add</w:t>
+        <w:t>PCE, …..</w:t>
       </w:r>
       <w:proofErr w:type="gramEnd"/>
       <w:r>
         <w:rPr>
           <w:lang w:val="en-US"/>
         </w:rPr>
-        <w:t xml:space="preserve"> more challenges to modeling because it aims at providing solutions for different values of parameters. </w:t>
+        <w:t xml:space="preserve"> </w:t>
       </w:r>
     </w:p>
     <w:p>
@@ -164,21 +214,149 @@
         <w:rPr>
           <w:lang w:val="en-US"/>
         </w:rPr>
-        <w:t xml:space="preserve">But it is important in </w:t>
+        <w:t>DLNN are good candidates for parametric modeling of contaminant transport because they are most reliable than other standard interpolators and they can be efficiently trained on GPU cards.</w:t>
+      </w:r>
+    </w:p>
+    <w:p>
+      <w:pPr>
+        <w:pStyle w:val="Paragraphedeliste"/>
+        <w:numPr>
+          <w:ilvl w:val="0"/>
+          <w:numId w:val="1"/>
+        </w:numPr>
+        <w:rPr>
+          <w:lang w:val="en-US"/>
+        </w:rPr>
+      </w:pPr>
+      <w:r>
+        <w:rPr>
+          <w:lang w:val="en-US"/>
+        </w:rPr>
+        <w:t xml:space="preserve">However, DLNN requires a lot of data, and for </w:t>
+      </w:r>
+      <w:proofErr w:type="spellStart"/>
+      <w:r>
+        <w:rPr>
+          <w:lang w:val="en-US"/>
+        </w:rPr>
+        <w:t>parameteric</w:t>
+      </w:r>
+      <w:proofErr w:type="spellEnd"/>
+      <w:r>
+        <w:rPr>
+          <w:lang w:val="en-US"/>
+        </w:rPr>
+        <w:t xml:space="preserve"> modeling these data are generated using </w:t>
+      </w:r>
+      <w:proofErr w:type="spellStart"/>
+      <w:r>
+        <w:rPr>
+          <w:lang w:val="en-US"/>
+        </w:rPr>
+        <w:t>physcics</w:t>
+      </w:r>
+      <w:proofErr w:type="spellEnd"/>
+      <w:r>
+        <w:rPr>
+          <w:lang w:val="en-US"/>
+        </w:rPr>
+        <w:t xml:space="preserve"> based simulators. Data generation can be impractical because it is highly time consuming. </w:t>
+      </w:r>
+    </w:p>
+    <w:p>
+      <w:pPr>
+        <w:pStyle w:val="Paragraphedeliste"/>
+        <w:numPr>
+          <w:ilvl w:val="0"/>
+          <w:numId w:val="1"/>
+        </w:numPr>
+        <w:rPr>
+          <w:lang w:val="en-US"/>
+        </w:rPr>
+      </w:pPr>
+      <w:r>
+        <w:rPr>
+          <w:lang w:val="en-US"/>
+        </w:rPr>
+        <w:t xml:space="preserve">Physics informed NN allows for reducing the reliance of DLNN on data by integrating the physics in the training. </w:t>
+      </w:r>
+    </w:p>
+    <w:p>
+      <w:pPr>
+        <w:pStyle w:val="Paragraphedeliste"/>
+        <w:numPr>
+          <w:ilvl w:val="0"/>
+          <w:numId w:val="1"/>
+        </w:numPr>
+        <w:rPr>
+          <w:lang w:val="en-US"/>
+        </w:rPr>
+      </w:pPr>
+      <w:r>
+        <w:rPr>
+          <w:lang w:val="en-US"/>
+        </w:rPr>
+        <w:t xml:space="preserve">PINNS can be used not only for forward but also for </w:t>
+      </w:r>
+      <w:proofErr w:type="spellStart"/>
+      <w:r>
+        <w:rPr>
+          <w:lang w:val="en-US"/>
+        </w:rPr>
+        <w:t>parameteric</w:t>
+      </w:r>
+      <w:proofErr w:type="spellEnd"/>
+      <w:r>
+        <w:rPr>
+          <w:lang w:val="en-US"/>
+        </w:rPr>
+        <w:t xml:space="preserve"> modeling. </w:t>
+      </w:r>
+    </w:p>
+    <w:p>
+      <w:pPr>
+        <w:pStyle w:val="Paragraphedeliste"/>
+        <w:numPr>
+          <w:ilvl w:val="0"/>
+          <w:numId w:val="1"/>
+        </w:numPr>
+        <w:rPr>
+          <w:lang w:val="en-US"/>
+        </w:rPr>
+      </w:pPr>
+      <w:r>
+        <w:rPr>
+          <w:lang w:val="en-US"/>
+        </w:rPr>
+        <w:t xml:space="preserve">To the best of our </w:t>
       </w:r>
       <w:proofErr w:type="gramStart"/>
       <w:r>
         <w:rPr>
           <w:lang w:val="en-US"/>
         </w:rPr>
-        <w:t>several  applications</w:t>
+        <w:t>knowledge</w:t>
       </w:r>
       <w:proofErr w:type="gramEnd"/>
       <w:r>
         <w:rPr>
           <w:lang w:val="en-US"/>
         </w:rPr>
-        <w:t xml:space="preserve"> such sensitivity analysis, uncertainty analysis, inverse problem, contaminant source identification, … </w:t>
+        <w:t xml:space="preserve"> applications of PINNs for </w:t>
+      </w:r>
+      <w:proofErr w:type="spellStart"/>
+      <w:r>
+        <w:rPr>
+          <w:lang w:val="en-US"/>
+        </w:rPr>
+        <w:t>contaminat</w:t>
+      </w:r>
+      <w:proofErr w:type="spellEnd"/>
+      <w:r>
+        <w:rPr>
+          <w:lang w:val="en-US"/>
+        </w:rPr>
+        <w:t xml:space="preserve"> transport in aquifers are limited to forward modeling. </w:t>
       </w:r>
     </w:p>
     <w:p>
@@ -196,7 +374,7 @@
         <w:rPr>
           <w:lang w:val="en-US"/>
         </w:rPr>
-        <w:t xml:space="preserve">Review about existing techniques of </w:t>
+        <w:t xml:space="preserve">This work aims at evaluating the performance of PINNs for </w:t>
       </w:r>
       <w:proofErr w:type="spellStart"/>
       <w:r>
@@ -210,21 +388,21 @@
         <w:rPr>
           <w:lang w:val="en-US"/>
         </w:rPr>
-        <w:t xml:space="preserve"> modeling (or surrogate modeling) for contaminant transport in aquifers: PCE, </w:t>
-      </w:r>
-      <w:proofErr w:type="gramStart"/>
-      <w:r>
-        <w:rPr>
-          <w:lang w:val="en-US"/>
-        </w:rPr>
-        <w:t>…..</w:t>
-      </w:r>
-      <w:proofErr w:type="gramEnd"/>
-      <w:r>
-        <w:rPr>
-          <w:lang w:val="en-US"/>
-        </w:rPr>
-        <w:t xml:space="preserve"> </w:t>
+        <w:t xml:space="preserve"> modeling of </w:t>
+      </w:r>
+      <w:proofErr w:type="spellStart"/>
+      <w:r>
+        <w:rPr>
+          <w:lang w:val="en-US"/>
+        </w:rPr>
+        <w:t>contamiant</w:t>
+      </w:r>
+      <w:proofErr w:type="spellEnd"/>
+      <w:r>
+        <w:rPr>
+          <w:lang w:val="en-US"/>
+        </w:rPr>
+        <w:t xml:space="preserve"> transport in aquifers. </w:t>
       </w:r>
     </w:p>
     <w:p>
@@ -242,21 +420,21 @@
         <w:rPr>
           <w:lang w:val="en-US"/>
         </w:rPr>
-        <w:t xml:space="preserve">DLNN are good candidates for parametric modeling of contaminant transport because they are </w:t>
-      </w:r>
-      <w:proofErr w:type="gramStart"/>
-      <w:r>
-        <w:rPr>
-          <w:lang w:val="en-US"/>
-        </w:rPr>
-        <w:t>most</w:t>
-      </w:r>
-      <w:proofErr w:type="gramEnd"/>
-      <w:r>
-        <w:rPr>
-          <w:lang w:val="en-US"/>
-        </w:rPr>
-        <w:t xml:space="preserve"> reliable than other standard interpolators and they can be efficiently trained on GPU cards.</w:t>
+        <w:t xml:space="preserve">To do so we compare 2 approaches. In the first one the parameters are included as inputs. This approach is called </w:t>
+      </w:r>
+      <w:proofErr w:type="spellStart"/>
+      <w:r>
+        <w:rPr>
+          <w:lang w:val="en-US"/>
+        </w:rPr>
+        <w:t>parameterics</w:t>
+      </w:r>
+      <w:proofErr w:type="spellEnd"/>
+      <w:r>
+        <w:rPr>
+          <w:lang w:val="en-US"/>
+        </w:rPr>
+        <w:t xml:space="preserve"> PAR_PINNs. </w:t>
       </w:r>
     </w:p>
     <w:p>
@@ -274,307 +452,65 @@
         <w:rPr>
           <w:lang w:val="en-US"/>
         </w:rPr>
-        <w:t xml:space="preserve">However, DLNN requires a lot of data, and for </w:t>
-      </w:r>
+        <w:t xml:space="preserve">The second approach is based on Neural operators. This approach is called PINO.  </w:t>
+      </w:r>
+    </w:p>
+    <w:p>
+      <w:pPr>
+        <w:pStyle w:val="Paragraphedeliste"/>
+        <w:numPr>
+          <w:ilvl w:val="0"/>
+          <w:numId w:val="1"/>
+        </w:numPr>
+        <w:rPr>
+          <w:lang w:val="en-US"/>
+        </w:rPr>
+      </w:pPr>
       <w:proofErr w:type="spellStart"/>
       <w:r>
         <w:rPr>
           <w:lang w:val="en-US"/>
         </w:rPr>
-        <w:t>parameteric</w:t>
+        <w:t>Expalain</w:t>
       </w:r>
       <w:proofErr w:type="spellEnd"/>
       <w:r>
         <w:rPr>
           <w:lang w:val="en-US"/>
         </w:rPr>
-        <w:t xml:space="preserve"> modeling these data are generated using </w:t>
+        <w:t xml:space="preserve"> briefly PINO and say that it is not applied to transport in aquifers.*</w:t>
+      </w:r>
+    </w:p>
+    <w:p>
+      <w:pPr>
+        <w:pStyle w:val="Paragraphedeliste"/>
+        <w:numPr>
+          <w:ilvl w:val="0"/>
+          <w:numId w:val="1"/>
+        </w:numPr>
+        <w:rPr>
+          <w:lang w:val="en-US"/>
+        </w:rPr>
+      </w:pPr>
+      <w:r>
+        <w:rPr>
+          <w:lang w:val="en-US"/>
+        </w:rPr>
+        <w:t xml:space="preserve">To do so we </w:t>
       </w:r>
       <w:proofErr w:type="spellStart"/>
       <w:r>
         <w:rPr>
           <w:lang w:val="en-US"/>
         </w:rPr>
-        <w:t>physcics</w:t>
+        <w:t>consided</w:t>
       </w:r>
       <w:proofErr w:type="spellEnd"/>
       <w:r>
         <w:rPr>
           <w:lang w:val="en-US"/>
         </w:rPr>
-        <w:t xml:space="preserve"> based simulators. Data generation can be impractical because it is highly time consuming. </w:t>
-      </w:r>
-    </w:p>
-    <w:p>
-      <w:pPr>
-        <w:pStyle w:val="Paragraphedeliste"/>
-        <w:numPr>
-          <w:ilvl w:val="0"/>
-          <w:numId w:val="1"/>
-        </w:numPr>
-        <w:rPr>
-          <w:lang w:val="en-US"/>
-        </w:rPr>
-      </w:pPr>
-      <w:r>
-        <w:rPr>
-          <w:lang w:val="en-US"/>
-        </w:rPr>
-        <w:t xml:space="preserve">Physics informed NN allows for reducing the reliance of DLNN on data by integrating the physics in the training. </w:t>
-      </w:r>
-    </w:p>
-    <w:p>
-      <w:pPr>
-        <w:pStyle w:val="Paragraphedeliste"/>
-        <w:numPr>
-          <w:ilvl w:val="0"/>
-          <w:numId w:val="1"/>
-        </w:numPr>
-        <w:rPr>
-          <w:lang w:val="en-US"/>
-        </w:rPr>
-      </w:pPr>
-      <w:r>
-        <w:rPr>
-          <w:lang w:val="en-US"/>
-        </w:rPr>
-        <w:t xml:space="preserve">PINNS can be used not only for forward but also for </w:t>
-      </w:r>
-      <w:proofErr w:type="spellStart"/>
-      <w:r>
-        <w:rPr>
-          <w:lang w:val="en-US"/>
-        </w:rPr>
-        <w:t>parameteric</w:t>
-      </w:r>
-      <w:proofErr w:type="spellEnd"/>
-      <w:r>
-        <w:rPr>
-          <w:lang w:val="en-US"/>
-        </w:rPr>
-        <w:t xml:space="preserve"> modeling. </w:t>
-      </w:r>
-    </w:p>
-    <w:p>
-      <w:pPr>
-        <w:pStyle w:val="Paragraphedeliste"/>
-        <w:numPr>
-          <w:ilvl w:val="0"/>
-          <w:numId w:val="1"/>
-        </w:numPr>
-        <w:rPr>
-          <w:lang w:val="en-US"/>
-        </w:rPr>
-      </w:pPr>
-      <w:r>
-        <w:rPr>
-          <w:lang w:val="en-US"/>
-        </w:rPr>
-        <w:t xml:space="preserve">To the best of our </w:t>
-      </w:r>
-      <w:proofErr w:type="gramStart"/>
-      <w:r>
-        <w:rPr>
-          <w:lang w:val="en-US"/>
-        </w:rPr>
-        <w:t>knowledge</w:t>
-      </w:r>
-      <w:proofErr w:type="gramEnd"/>
-      <w:r>
-        <w:rPr>
-          <w:lang w:val="en-US"/>
-        </w:rPr>
-        <w:t xml:space="preserve"> applications of PINNs for </w:t>
-      </w:r>
-      <w:proofErr w:type="spellStart"/>
-      <w:r>
-        <w:rPr>
-          <w:lang w:val="en-US"/>
-        </w:rPr>
-        <w:t>contaminat</w:t>
-      </w:r>
-      <w:proofErr w:type="spellEnd"/>
-      <w:r>
-        <w:rPr>
-          <w:lang w:val="en-US"/>
-        </w:rPr>
-        <w:t xml:space="preserve"> transport in aquifers are limited to forward modeling. </w:t>
-      </w:r>
-    </w:p>
-    <w:p>
-      <w:pPr>
-        <w:pStyle w:val="Paragraphedeliste"/>
-        <w:numPr>
-          <w:ilvl w:val="0"/>
-          <w:numId w:val="1"/>
-        </w:numPr>
-        <w:rPr>
-          <w:lang w:val="en-US"/>
-        </w:rPr>
-      </w:pPr>
-      <w:r>
-        <w:rPr>
-          <w:lang w:val="en-US"/>
-        </w:rPr>
-        <w:t xml:space="preserve">This work aims at evaluating the performance of PINNs for </w:t>
-      </w:r>
-      <w:proofErr w:type="spellStart"/>
-      <w:r>
-        <w:rPr>
-          <w:lang w:val="en-US"/>
-        </w:rPr>
-        <w:t>parameteric</w:t>
-      </w:r>
-      <w:proofErr w:type="spellEnd"/>
-      <w:r>
-        <w:rPr>
-          <w:lang w:val="en-US"/>
-        </w:rPr>
-        <w:t xml:space="preserve"> modeling of </w:t>
-      </w:r>
-      <w:proofErr w:type="spellStart"/>
-      <w:r>
-        <w:rPr>
-          <w:lang w:val="en-US"/>
-        </w:rPr>
-        <w:t>contamiant</w:t>
-      </w:r>
-      <w:proofErr w:type="spellEnd"/>
-      <w:r>
-        <w:rPr>
-          <w:lang w:val="en-US"/>
-        </w:rPr>
-        <w:t xml:space="preserve"> transport in aquifers. </w:t>
-      </w:r>
-    </w:p>
-    <w:p>
-      <w:pPr>
-        <w:pStyle w:val="Paragraphedeliste"/>
-        <w:numPr>
-          <w:ilvl w:val="0"/>
-          <w:numId w:val="1"/>
-        </w:numPr>
-        <w:rPr>
-          <w:lang w:val="en-US"/>
-        </w:rPr>
-      </w:pPr>
-      <w:r>
-        <w:rPr>
-          <w:lang w:val="en-US"/>
-        </w:rPr>
-        <w:t xml:space="preserve">To do so we compare 2 approaches. In the first one the parameters are included as inputs. This approach is called </w:t>
-      </w:r>
-      <w:proofErr w:type="spellStart"/>
-      <w:r>
-        <w:rPr>
-          <w:lang w:val="en-US"/>
-        </w:rPr>
-        <w:t>parameterics</w:t>
-      </w:r>
-      <w:proofErr w:type="spellEnd"/>
-      <w:r>
-        <w:rPr>
-          <w:lang w:val="en-US"/>
-        </w:rPr>
-        <w:t xml:space="preserve"> PAR_PINNs. </w:t>
-      </w:r>
-    </w:p>
-    <w:p>
-      <w:pPr>
-        <w:pStyle w:val="Paragraphedeliste"/>
-        <w:numPr>
-          <w:ilvl w:val="0"/>
-          <w:numId w:val="1"/>
-        </w:numPr>
-        <w:rPr>
-          <w:lang w:val="en-US"/>
-        </w:rPr>
-      </w:pPr>
-      <w:r>
-        <w:rPr>
-          <w:lang w:val="en-US"/>
-        </w:rPr>
-        <w:t xml:space="preserve">The second approach is based on Neural operators. This approach is called PINO.  </w:t>
-      </w:r>
-    </w:p>
-    <w:p>
-      <w:pPr>
-        <w:pStyle w:val="Paragraphedeliste"/>
-        <w:numPr>
-          <w:ilvl w:val="0"/>
-          <w:numId w:val="1"/>
-        </w:numPr>
-        <w:rPr>
-          <w:lang w:val="en-US"/>
-        </w:rPr>
-      </w:pPr>
-      <w:proofErr w:type="spellStart"/>
-      <w:r>
-        <w:rPr>
-          <w:lang w:val="en-US"/>
-        </w:rPr>
-        <w:t>Expalain</w:t>
-      </w:r>
-      <w:proofErr w:type="spellEnd"/>
-      <w:r>
-        <w:rPr>
-          <w:lang w:val="en-US"/>
-        </w:rPr>
-        <w:t xml:space="preserve"> briefly PINO and say that it is not applied to transport in </w:t>
-      </w:r>
-      <w:proofErr w:type="gramStart"/>
-      <w:r>
-        <w:rPr>
-          <w:lang w:val="en-US"/>
-        </w:rPr>
-        <w:t>aquifers.*</w:t>
-      </w:r>
-      <w:proofErr w:type="gramEnd"/>
-    </w:p>
-    <w:p>
-      <w:pPr>
-        <w:pStyle w:val="Paragraphedeliste"/>
-        <w:numPr>
-          <w:ilvl w:val="0"/>
-          <w:numId w:val="1"/>
-        </w:numPr>
-        <w:rPr>
-          <w:lang w:val="en-US"/>
-        </w:rPr>
-      </w:pPr>
-      <w:r>
-        <w:rPr>
-          <w:lang w:val="en-US"/>
-        </w:rPr>
-        <w:t xml:space="preserve">To do so we </w:t>
-      </w:r>
-      <w:proofErr w:type="spellStart"/>
-      <w:r>
-        <w:rPr>
-          <w:lang w:val="en-US"/>
-        </w:rPr>
-        <w:t>consided</w:t>
-      </w:r>
-      <w:proofErr w:type="spellEnd"/>
-      <w:r>
-        <w:rPr>
-          <w:lang w:val="en-US"/>
-        </w:rPr>
-        <w:t xml:space="preserve"> 1D transport in </w:t>
-      </w:r>
-      <w:proofErr w:type="gramStart"/>
-      <w:r>
-        <w:rPr>
-          <w:lang w:val="en-US"/>
-        </w:rPr>
-        <w:t>vertical</w:t>
-      </w:r>
-      <w:proofErr w:type="gramEnd"/>
-      <w:r>
-        <w:rPr>
-          <w:lang w:val="en-US"/>
-        </w:rPr>
-        <w:t xml:space="preserve"> </w:t>
+        <w:t xml:space="preserve"> 1D transport in vertical </w:t>
       </w:r>
       <w:proofErr w:type="spellStart"/>
       <w:r>
@@ -737,19 +673,11 @@
           <w:lang w:val="en-US"/>
         </w:rPr>
       </w:pPr>
-      <w:proofErr w:type="gramStart"/>
-      <w:r>
-        <w:rPr>
-          <w:lang w:val="en-US"/>
-        </w:rPr>
-        <w:t>Explain</w:t>
-      </w:r>
-      <w:proofErr w:type="gramEnd"/>
-      <w:r>
-        <w:rPr>
-          <w:lang w:val="en-US"/>
-        </w:rPr>
-        <w:t xml:space="preserve"> rang of variability of CFL </w:t>
+      <w:r>
+        <w:rPr>
+          <w:lang w:val="en-US"/>
+        </w:rPr>
+        <w:t xml:space="preserve">Explain rang of variability of CFL </w:t>
       </w:r>
     </w:p>
     <w:p>
@@ -775,7 +703,6 @@
         <w:rPr>
           <w:lang w:val="en-US"/>
         </w:rPr>
-        <w:lastRenderedPageBreak/>
         <w:t xml:space="preserve">Same accuracy and same training time </w:t>
       </w:r>
     </w:p>
@@ -793,6 +720,7 @@
           <w:bCs/>
           <w:lang w:val="en-US"/>
         </w:rPr>
+        <w:lastRenderedPageBreak/>
         <w:t xml:space="preserve">Results for </w:t>
       </w:r>
       <w:r>
@@ -829,6 +757,8 @@
         </w:rPr>
         <w:t xml:space="preserve">4 zones </w:t>
       </w:r>
+      <w:bookmarkStart w:id="0" w:name="_GoBack"/>
+      <w:bookmarkEnd w:id="0"/>
     </w:p>
     <w:p>
       <w:pPr>
@@ -863,22 +793,207 @@
         <w:rPr>
           <w:lang w:val="en-US"/>
         </w:rPr>
-        <w:t xml:space="preserve">PINO_1: solution by training with </w:t>
+        <w:t xml:space="preserve">PINO_1: solution by training with 4  zones  (refinement at the interfaces) </w:t>
+      </w:r>
+    </w:p>
+    <w:p>
+      <w:pPr>
+        <w:pStyle w:val="Paragraphedeliste"/>
+        <w:numPr>
+          <w:ilvl w:val="0"/>
+          <w:numId w:val="2"/>
+        </w:numPr>
+        <w:rPr>
+          <w:lang w:val="en-US"/>
+        </w:rPr>
+      </w:pPr>
+      <w:r>
+        <w:rPr>
+          <w:lang w:val="en-US"/>
+        </w:rPr>
+        <w:t>PINO_2: training with only GRF (500 samples) and testing for 4 zones</w:t>
+      </w:r>
+    </w:p>
+    <w:p>
+      <w:pPr>
+        <w:pStyle w:val="Paragraphedeliste"/>
+        <w:numPr>
+          <w:ilvl w:val="0"/>
+          <w:numId w:val="2"/>
+        </w:numPr>
+        <w:rPr>
+          <w:lang w:val="en-US"/>
+        </w:rPr>
+      </w:pPr>
+      <w:r>
+        <w:rPr>
+          <w:lang w:val="en-US"/>
+        </w:rPr>
+        <w:t>PINO_</w:t>
+      </w:r>
+      <w:r>
+        <w:rPr>
+          <w:lang w:val="en-US"/>
+        </w:rPr>
+        <w:t>3</w:t>
+      </w:r>
+      <w:r>
+        <w:rPr>
+          <w:lang w:val="en-US"/>
+        </w:rPr>
+        <w:t xml:space="preserve">: training with </w:t>
+      </w:r>
+      <w:r>
+        <w:rPr>
+          <w:lang w:val="en-US"/>
+        </w:rPr>
+        <w:t>mixed GRF and piecewise functions</w:t>
+      </w:r>
+      <w:r>
+        <w:rPr>
+          <w:lang w:val="en-US"/>
+        </w:rPr>
+        <w:t xml:space="preserve"> and testing for 4 zones</w:t>
+      </w:r>
+    </w:p>
+    <w:p>
+      <w:pPr>
+        <w:pStyle w:val="Paragraphedeliste"/>
+        <w:numPr>
+          <w:ilvl w:val="0"/>
+          <w:numId w:val="2"/>
+        </w:numPr>
+        <w:rPr>
+          <w:lang w:val="en-US"/>
+        </w:rPr>
+      </w:pPr>
+      <w:r>
+        <w:rPr>
+          <w:lang w:val="en-US"/>
+        </w:rPr>
+        <w:t>PINO_4: training with only piecewise functions and testing for 4 zones</w:t>
+      </w:r>
+    </w:p>
+    <w:p>
+      <w:pPr>
+        <w:pStyle w:val="Paragraphedeliste"/>
+        <w:numPr>
+          <w:ilvl w:val="0"/>
+          <w:numId w:val="2"/>
+        </w:numPr>
+        <w:rPr>
+          <w:lang w:val="en-US"/>
+        </w:rPr>
+      </w:pPr>
+      <w:r>
+        <w:rPr>
+          <w:lang w:val="en-US"/>
+        </w:rPr>
+        <w:t xml:space="preserve">Testing PINO_4 with 2, 3, 4 and 5 zones </w:t>
+      </w:r>
+    </w:p>
+    <w:p>
+      <w:pPr>
+        <w:pStyle w:val="Paragraphedeliste"/>
+        <w:rPr>
+          <w:lang w:val="en-US"/>
+        </w:rPr>
+      </w:pPr>
+    </w:p>
+    <w:p>
+      <w:pPr>
+        <w:pStyle w:val="Paragraphedeliste"/>
+        <w:rPr>
+          <w:lang w:val="en-US"/>
+        </w:rPr>
+      </w:pPr>
+      <w:r>
+        <w:rPr>
+          <w:lang w:val="en-US"/>
+        </w:rPr>
+        <w:t xml:space="preserve">Conclusion is PARA_PINNS is better than </w:t>
+      </w:r>
+      <w:r>
+        <w:rPr>
+          <w:lang w:val="en-US"/>
+        </w:rPr>
+        <w:t xml:space="preserve">PINO_1 </w:t>
+      </w:r>
+      <w:r>
+        <w:rPr>
+          <w:lang w:val="en-US"/>
+        </w:rPr>
+        <w:t>in accuracy but less efficient in training</w:t>
+      </w:r>
+    </w:p>
+    <w:p>
+      <w:pPr>
+        <w:ind w:left="360" w:firstLine="348"/>
+        <w:rPr>
+          <w:lang w:val="en-US"/>
+        </w:rPr>
+      </w:pPr>
+      <w:r>
+        <w:rPr>
+          <w:lang w:val="en-US"/>
+        </w:rPr>
+        <w:t>PINO_2</w:t>
+      </w:r>
+      <w:r>
+        <w:rPr>
+          <w:lang w:val="en-US"/>
+        </w:rPr>
+        <w:t xml:space="preserve">, PINO_3, PINO_4 (we will see) </w:t>
+      </w:r>
+    </w:p>
+    <w:p>
+      <w:pPr>
+        <w:ind w:left="360" w:firstLine="348"/>
+        <w:rPr>
+          <w:lang w:val="en-US"/>
+        </w:rPr>
+      </w:pPr>
+      <w:r>
+        <w:rPr>
+          <w:lang w:val="en-US"/>
+        </w:rPr>
+        <w:t xml:space="preserve">If we have </w:t>
       </w:r>
       <w:proofErr w:type="gramStart"/>
       <w:r>
         <w:rPr>
           <w:lang w:val="en-US"/>
         </w:rPr>
-        <w:t>4  zones</w:t>
+        <w:t>zones</w:t>
       </w:r>
       <w:proofErr w:type="gramEnd"/>
       <w:r>
         <w:rPr>
           <w:lang w:val="en-US"/>
         </w:rPr>
-        <w:t xml:space="preserve">  (refinement at the interfaces) </w:t>
-      </w:r>
+        <w:t xml:space="preserve"> so it is better if we train with </w:t>
+      </w:r>
+      <w:proofErr w:type="spellStart"/>
+      <w:r>
+        <w:rPr>
+          <w:lang w:val="en-US"/>
+        </w:rPr>
+        <w:t>piecwise</w:t>
+      </w:r>
+      <w:proofErr w:type="spellEnd"/>
+      <w:r>
+        <w:rPr>
+          <w:lang w:val="en-US"/>
+        </w:rPr>
+        <w:t xml:space="preserve"> functions</w:t>
+      </w:r>
+    </w:p>
+    <w:p>
+      <w:pPr>
+        <w:rPr>
+          <w:lang w:val="en-US"/>
+        </w:rPr>
+      </w:pPr>
     </w:p>
     <w:p>
       <w:pPr>
@@ -888,103 +1003,17 @@
           <w:numId w:val="2"/>
         </w:numPr>
         <w:rPr>
-          <w:lang w:val="en-US"/>
-        </w:rPr>
-      </w:pPr>
-      <w:r>
-        <w:rPr>
-          <w:lang w:val="en-US"/>
-        </w:rPr>
-        <w:t>PINO_2: training with GRF and testing for 4 zones</w:t>
-      </w:r>
-    </w:p>
-    <w:p>
-      <w:pPr>
-        <w:ind w:left="360"/>
-        <w:rPr>
-          <w:lang w:val="en-US"/>
-        </w:rPr>
-      </w:pPr>
-      <w:r>
-        <w:rPr>
-          <w:lang w:val="en-US"/>
-        </w:rPr>
-        <w:t xml:space="preserve">PINO_1 is same as </w:t>
-      </w:r>
-      <w:proofErr w:type="spellStart"/>
-      <w:r>
-        <w:rPr>
-          <w:lang w:val="en-US"/>
-        </w:rPr>
-        <w:t>parameteric</w:t>
-      </w:r>
-      <w:proofErr w:type="spellEnd"/>
-      <w:r>
-        <w:rPr>
-          <w:lang w:val="en-US"/>
-        </w:rPr>
-        <w:t xml:space="preserve"> </w:t>
-      </w:r>
-    </w:p>
-    <w:p>
-      <w:pPr>
-        <w:ind w:left="360"/>
-        <w:rPr>
-          <w:lang w:val="en-US"/>
-        </w:rPr>
-      </w:pPr>
-      <w:r>
-        <w:rPr>
-          <w:lang w:val="en-US"/>
-        </w:rPr>
-        <w:t>PINO_2 is better because we do not need refinement</w:t>
-      </w:r>
-    </w:p>
-    <w:p>
-      <w:pPr>
-        <w:ind w:left="360"/>
-        <w:rPr>
-          <w:lang w:val="en-US"/>
-        </w:rPr>
-      </w:pPr>
-    </w:p>
-    <w:p>
-      <w:pPr>
-        <w:ind w:left="360"/>
-        <w:rPr>
-          <w:lang w:val="en-US"/>
-        </w:rPr>
-      </w:pPr>
-      <w:r>
-        <w:rPr>
-          <w:lang w:val="en-US"/>
-        </w:rPr>
-        <w:t xml:space="preserve">8 zones </w:t>
-      </w:r>
-    </w:p>
-    <w:p>
-      <w:pPr>
-        <w:ind w:left="360"/>
-        <w:rPr>
-          <w:lang w:val="en-US"/>
-        </w:rPr>
-      </w:pPr>
-      <w:proofErr w:type="spellStart"/>
-      <w:r>
-        <w:rPr>
-          <w:lang w:val="en-US"/>
-        </w:rPr>
-        <w:t>Comparaison</w:t>
-      </w:r>
-      <w:proofErr w:type="spellEnd"/>
-    </w:p>
-    <w:p>
-      <w:pPr>
-        <w:ind w:left="360"/>
-        <w:rPr>
-          <w:lang w:val="en-US"/>
-        </w:rPr>
-      </w:pPr>
+          <w:color w:val="FF0000"/>
+          <w:lang w:val="en-US"/>
+        </w:rPr>
+      </w:pPr>
+      <w:r>
+        <w:rPr>
+          <w:color w:val="FF0000"/>
+          <w:lang w:val="en-US"/>
+        </w:rPr>
+        <w:t>Impact of number of sensors should be discussed</w:t>
+      </w:r>
     </w:p>
     <w:p>
       <w:pPr>
@@ -994,31 +1023,88 @@
           <w:lang w:val="en-US"/>
         </w:rPr>
       </w:pPr>
-      <w:r>
+    </w:p>
+    <w:p>
+      <w:pPr>
         <w:rPr>
           <w:b/>
           <w:bCs/>
           <w:lang w:val="en-US"/>
         </w:rPr>
-        <w:t xml:space="preserve">Results </w:t>
-      </w:r>
+      </w:pPr>
       <w:r>
         <w:rPr>
           <w:b/>
           <w:bCs/>
           <w:lang w:val="en-US"/>
         </w:rPr>
-        <w:t>integrating data and physics</w:t>
-      </w:r>
-    </w:p>
-    <w:p>
-      <w:pPr>
+        <w:t xml:space="preserve">Results </w:t>
+      </w:r>
+      <w:r>
         <w:rPr>
           <w:b/>
           <w:bCs/>
           <w:lang w:val="en-US"/>
         </w:rPr>
-      </w:pPr>
+        <w:t xml:space="preserve">for </w:t>
+      </w:r>
+      <w:proofErr w:type="spellStart"/>
+      <w:r>
+        <w:rPr>
+          <w:b/>
+          <w:bCs/>
+          <w:lang w:val="en-US"/>
+        </w:rPr>
+        <w:t>hetergoneous</w:t>
+      </w:r>
+      <w:proofErr w:type="spellEnd"/>
+      <w:r>
+        <w:rPr>
+          <w:b/>
+          <w:bCs/>
+          <w:lang w:val="en-US"/>
+        </w:rPr>
+        <w:t xml:space="preserve"> </w:t>
+      </w:r>
+    </w:p>
+    <w:p>
+      <w:pPr>
+        <w:rPr>
+          <w:lang w:val="en-US"/>
+        </w:rPr>
+      </w:pPr>
+      <w:r>
+        <w:rPr>
+          <w:lang w:val="en-US"/>
+        </w:rPr>
+        <w:t xml:space="preserve">Random Gaussian field </w:t>
+      </w:r>
+    </w:p>
+    <w:p>
+      <w:pPr>
+        <w:rPr>
+          <w:lang w:val="en-US"/>
+        </w:rPr>
+      </w:pPr>
+      <w:r>
+        <w:rPr>
+          <w:lang w:val="en-US"/>
+        </w:rPr>
+        <w:t xml:space="preserve">RBF will be good </w:t>
+      </w:r>
+    </w:p>
+    <w:p>
+      <w:pPr>
+        <w:rPr>
+          <w:lang w:val="en-US"/>
+        </w:rPr>
+      </w:pPr>
+      <w:r>
+        <w:rPr>
+          <w:lang w:val="en-US"/>
+        </w:rPr>
+        <w:t xml:space="preserve">PINO </w:t>
+      </w:r>
     </w:p>
     <w:p>
       <w:pPr>
@@ -1054,7 +1140,7 @@
 </file>
 
 <file path=word/numbering.xml><?xml version="1.0" encoding="utf-8"?>
-<w:numbering xmlns:wpc="http://schemas.microsoft.com/office/word/2010/wordprocessingCanvas" xmlns:cx="http://schemas.microsoft.com/office/drawing/2014/chartex" xmlns:cx1="http://schemas.microsoft.com/office/drawing/2015/9/8/chartex" xmlns:cx2="http://schemas.microsoft.com/office/drawing/2015/10/21/chartex" xmlns:cx3="http://schemas.microsoft.com/office/drawing/2016/5/9/chartex" xmlns:cx4="http://schemas.microsoft.com/office/drawing/2016/5/10/chartex" xmlns:cx5="http://schemas.microsoft.com/office/drawing/2016/5/11/chartex" xmlns:cx6="http://schemas.microsoft.com/office/drawing/2016/5/12/chartex" xmlns:cx7="http://schemas.microsoft.com/office/drawing/2016/5/13/chartex" xmlns:cx8="http://schemas.microsoft.com/office/drawing/2016/5/14/chartex" xmlns:mc="http://schemas.openxmlformats.org/markup-compatibility/2006" xmlns:aink="http://schemas.microsoft.com/office/drawing/2016/ink" xmlns:am3d="http://schemas.microsoft.com/office/drawing/2017/model3d" xmlns:o="urn:schemas-microsoft-com:office:office" xmlns:oel="http://schemas.microsoft.com/office/2019/extlst" xmlns:r="http://schemas.openxmlformats.org/officeDocument/2006/relationships" xmlns:m="http://schemas.openxmlformats.org/officeDocument/2006/math" xmlns:v="urn:schemas-microsoft-com:vml" xmlns:wp14="http://schemas.microsoft.com/office/word/2010/wordprocessingDrawing" xmlns:wp="http://schemas.openxmlformats.org/drawingml/2006/wordprocessingDrawing" xmlns:w10="urn:schemas-microsoft-com:office:word" xmlns:w="http://schemas.openxmlformats.org/wordprocessingml/2006/main" xmlns:w14="http://schemas.microsoft.com/office/word/2010/wordml" xmlns:w15="http://schemas.microsoft.com/office/word/2012/wordml" xmlns:w16cex="http://schemas.microsoft.com/office/word/2018/wordml/cex" xmlns:w16cid="http://schemas.microsoft.com/office/word/2016/wordml/cid" xmlns:w16="http://schemas.microsoft.com/office/word/2018/wordml" xmlns:w16du="http://schemas.microsoft.com/office/word/2023/wordml/word16du" xmlns:w16sdtdh="http://schemas.microsoft.com/office/word/2020/wordml/sdtdatahash" xmlns:w16sdtfl="http://schemas.microsoft.com/office/word/2024/wordml/sdtformatlock" xmlns:w16se="http://schemas.microsoft.com/office/word/2015/wordml/symex" xmlns:wpg="http://schemas.microsoft.com/office/word/2010/wordprocessingGroup" xmlns:wpi="http://schemas.microsoft.com/office/word/2010/wordprocessingInk" xmlns:wne="http://schemas.microsoft.com/office/word/2006/wordml" xmlns:wps="http://schemas.microsoft.com/office/word/2010/wordprocessingShape" mc:Ignorable="w14 w15 w16se w16cid w16 w16cex w16sdtdh w16sdtfl w16du wp14">
+<w:numbering xmlns:wpc="http://schemas.microsoft.com/office/word/2010/wordprocessingCanvas" xmlns:cx="http://schemas.microsoft.com/office/drawing/2014/chartex" xmlns:cx1="http://schemas.microsoft.com/office/drawing/2015/9/8/chartex" xmlns:mc="http://schemas.openxmlformats.org/markup-compatibility/2006" xmlns:o="urn:schemas-microsoft-com:office:office" xmlns:r="http://schemas.openxmlformats.org/officeDocument/2006/relationships" xmlns:m="http://schemas.openxmlformats.org/officeDocument/2006/math" xmlns:v="urn:schemas-microsoft-com:vml" xmlns:wp14="http://schemas.microsoft.com/office/word/2010/wordprocessingDrawing" xmlns:wp="http://schemas.openxmlformats.org/drawingml/2006/wordprocessingDrawing" xmlns:w10="urn:schemas-microsoft-com:office:word" xmlns:w="http://schemas.openxmlformats.org/wordprocessingml/2006/main" xmlns:w14="http://schemas.microsoft.com/office/word/2010/wordml" xmlns:w15="http://schemas.microsoft.com/office/word/2012/wordml" xmlns:w16se="http://schemas.microsoft.com/office/word/2015/wordml/symex" xmlns:wpg="http://schemas.microsoft.com/office/word/2010/wordprocessingGroup" xmlns:wpi="http://schemas.microsoft.com/office/word/2010/wordprocessingInk" xmlns:wne="http://schemas.microsoft.com/office/word/2006/wordml" xmlns:wps="http://schemas.microsoft.com/office/word/2010/wordprocessingShape" mc:Ignorable="w14 w15 w16se wp14">
   <w:abstractNum w:abstractNumId="0" w15:restartNumberingAfterBreak="0">
     <w:nsid w:val="24E46BBB"/>
     <w:multiLevelType w:val="hybridMultilevel"/>
@@ -1253,17 +1339,17 @@
       </w:pPr>
     </w:lvl>
   </w:abstractNum>
-  <w:num w:numId="1" w16cid:durableId="1086927559">
+  <w:num w:numId="1">
     <w:abstractNumId w:val="1"/>
   </w:num>
-  <w:num w:numId="2" w16cid:durableId="452022645">
+  <w:num w:numId="2">
     <w:abstractNumId w:val="0"/>
   </w:num>
 </w:numbering>
 </file>
 
 <file path=word/styles.xml><?xml version="1.0" encoding="utf-8"?>
-<w:styles xmlns:mc="http://schemas.openxmlformats.org/markup-compatibility/2006" xmlns:r="http://schemas.openxmlformats.org/officeDocument/2006/relationships" xmlns:w="http://schemas.openxmlformats.org/wordprocessingml/2006/main" xmlns:w14="http://schemas.microsoft.com/office/word/2010/wordml" xmlns:w15="http://schemas.microsoft.com/office/word/2012/wordml" xmlns:w16cex="http://schemas.microsoft.com/office/word/2018/wordml/cex" xmlns:w16cid="http://schemas.microsoft.com/office/word/2016/wordml/cid" xmlns:w16="http://schemas.microsoft.com/office/word/2018/wordml" xmlns:w16du="http://schemas.microsoft.com/office/word/2023/wordml/word16du" xmlns:w16sdtdh="http://schemas.microsoft.com/office/word/2020/wordml/sdtdatahash" xmlns:w16sdtfl="http://schemas.microsoft.com/office/word/2024/wordml/sdtformatlock" xmlns:w16se="http://schemas.microsoft.com/office/word/2015/wordml/symex" mc:Ignorable="w14 w15 w16se w16cid w16 w16cex w16sdtdh w16sdtfl w16du">
+<w:styles xmlns:mc="http://schemas.openxmlformats.org/markup-compatibility/2006" xmlns:r="http://schemas.openxmlformats.org/officeDocument/2006/relationships" xmlns:w="http://schemas.openxmlformats.org/wordprocessingml/2006/main" xmlns:w14="http://schemas.microsoft.com/office/word/2010/wordml" xmlns:w15="http://schemas.microsoft.com/office/word/2012/wordml" xmlns:w16se="http://schemas.microsoft.com/office/word/2015/wordml/symex" mc:Ignorable="w14 w15 w16se">
   <w:docDefaults>
     <w:rPrDefault>
       <w:rPr>
@@ -1281,7 +1367,7 @@
       </w:pPr>
     </w:pPrDefault>
   </w:docDefaults>
-  <w:latentStyles w:defLockedState="0" w:defUIPriority="99" w:defSemiHidden="0" w:defUnhideWhenUsed="0" w:defQFormat="0" w:count="376">
+  <w:latentStyles w:defLockedState="0" w:defUIPriority="99" w:defSemiHidden="0" w:defUnhideWhenUsed="0" w:defQFormat="0" w:count="371">
     <w:lsdException w:name="Normal" w:uiPriority="0" w:qFormat="1"/>
     <w:lsdException w:name="heading 1" w:uiPriority="9" w:qFormat="1"/>
     <w:lsdException w:name="heading 2" w:semiHidden="1" w:uiPriority="9" w:unhideWhenUsed="1" w:qFormat="1"/>
@@ -1653,11 +1739,6 @@
     <w:lsdException w:name="List Table 5 Dark Accent 6" w:uiPriority="50"/>
     <w:lsdException w:name="List Table 6 Colorful Accent 6" w:uiPriority="51"/>
     <w:lsdException w:name="List Table 7 Colorful Accent 6" w:uiPriority="52"/>
-    <w:lsdException w:name="Mention" w:semiHidden="1" w:unhideWhenUsed="1"/>
-    <w:lsdException w:name="Smart Hyperlink" w:semiHidden="1" w:unhideWhenUsed="1"/>
-    <w:lsdException w:name="Hashtag" w:semiHidden="1" w:unhideWhenUsed="1"/>
-    <w:lsdException w:name="Unresolved Mention" w:semiHidden="1" w:unhideWhenUsed="1"/>
-    <w:lsdException w:name="Smart Link" w:semiHidden="1" w:unhideWhenUsed="1"/>
   </w:latentStyles>
   <w:style w:type="paragraph" w:default="1" w:styleId="Normal">
     <w:name w:val="Normal"/>
@@ -1866,6 +1947,7 @@
   <w:style w:type="character" w:default="1" w:styleId="Policepardfaut">
     <w:name w:val="Default Paragraph Font"/>
     <w:uiPriority w:val="1"/>
+    <w:semiHidden/>
     <w:unhideWhenUsed/>
   </w:style>
   <w:style w:type="table" w:default="1" w:styleId="TableauNormal">
@@ -2118,7 +2200,7 @@
       <w:contextualSpacing/>
     </w:pPr>
   </w:style>
-  <w:style w:type="character" w:styleId="Accentuationintense">
+  <w:style w:type="character" w:styleId="Emphaseintense">
     <w:name w:val="Intense Emphasis"/>
     <w:basedOn w:val="Policepardfaut"/>
     <w:uiPriority w:val="21"/>
